--- a/manuscript/Results_KR_2026-10-12.docx
+++ b/manuscript/Results_KR_2026-10-12.docx
@@ -5226,39 +5226,411 @@
         <w:spacing w:before="120"/>
         <w:jc w:val="center"/>
       </w:pPr>
-      <w:r>
-        <w:drawing>
-          <wp:inline xmlns:a="http://schemas.openxmlformats.org/drawingml/2006/main" xmlns:pic="http://schemas.openxmlformats.org/drawingml/2006/picture">
-            <wp:extent cx="5580000" cy="2232000"/>
-            <wp:docPr id="1" name="Picture 1"/>
-            <wp:cNvGraphicFramePr>
-              <a:graphicFrameLocks noChangeAspect="1"/>
-            </wp:cNvGraphicFramePr>
-            <a:graphic>
-              <a:graphicData uri="http://schemas.openxmlformats.org/drawingml/2006/picture">
-                <pic:pic>
-                  <pic:nvPicPr>
-                    <pic:cNvPr id="0" name="Figure2_kr.png"/>
-                    <pic:cNvPicPr/>
-                  </pic:nvPicPr>
-                  <pic:blipFill>
-                    <a:blip r:embed="rId9"/>
-                    <a:stretch>
-                      <a:fillRect/>
-                    </a:stretch>
-                  </pic:blipFill>
-                  <pic:spPr>
-                    <a:xfrm>
-                      <a:off x="0" y="0"/>
-                      <a:ext cx="5580000" cy="2232000"/>
-                    </a:xfrm>
-                    <a:prstGeom prst="rect"/>
-                  </pic:spPr>
-                </pic:pic>
-              </a:graphicData>
-            </a:graphic>
-          </wp:inline>
-        </w:drawing>
+      <w:r xmlns:a="http://schemas.openxmlformats.org/drawingml/2006/main">
+        <mc:AlternateContent>
+          <mc:Choice Requires="wpg">
+            <w:drawing>
+              <wp:inline distT="0" distB="0" distL="0" distR="0">
+                <wp:extent cx="5580000" cy="2046000"/>
+                <wp:effectExtent l="0" t="0" r="0" b="0"/>
+                <wp:docPr id="611" name="Figure 2"/>
+                <wp:cNvGraphicFramePr/>
+                <a:graphic>
+                  <a:graphicData uri="http://schemas.microsoft.com/office/word/2010/wordprocessingGroup">
+                    <wpg:wgp>
+                      <wpg:cNvGrpSpPr/>
+                      <wpg:grpSpPr>
+                        <a:xfrm>
+                          <a:off x="0" y="0"/>
+                          <a:ext cx="5580000" cy="2046000"/>
+                          <a:chOff x="0" y="0"/>
+                          <a:chExt cx="5580000" cy="2046000"/>
+                        </a:xfrm>
+                      </wpg:grpSpPr>
+                      <wps:wsp>
+                        <wps:cNvPr id="601" name="Text 601"/>
+                        <wps:cNvSpPr txBox="1"/>
+                        <wps:spPr>
+                          <a:xfrm>
+                            <a:off x="62000" y="1426000"/>
+                            <a:ext cx="1798000" cy="434000"/>
+                          </a:xfrm>
+                          <a:prstGeom prst="rect">
+                            <a:avLst/>
+                          </a:prstGeom>
+                          <a:solidFill>
+                            <a:srgbClr val="FFFFFF"/>
+                          </a:solidFill>
+                          <a:ln w="19050">
+                            <a:solidFill>
+                              <a:srgbClr val="000000"/>
+                            </a:solidFill>
+                          </a:ln>
+                        </wps:spPr>
+                        <wps:txbx>
+                          <w:txbxContent>
+                            <w:p>
+                              <w:pPr>
+                                <w:spacing w:before="0" w:after="0" w:line="240" w:lineRule="auto"/>
+                                <w:jc w:val="center"/>
+                              </w:pPr>
+                              <w:r>
+                                <w:rPr>
+                                  <w:rFonts w:ascii="Times New Roman" w:hAnsi="Times New Roman" w:cs="Times New Roman" w:eastAsia="바탕"/>
+                                  <w:b/>
+                                  <w:sz w:val="20"/>
+                                  <w:szCs w:val="20"/>
+                                </w:rPr>
+                                <w:t xml:space="preserve">의사소통 건강문해력</w:t>
+                              </w:r>
+                            </w:p>
+                          </w:txbxContent>
+                        </wps:txbx>
+                        <wps:bodyPr rot="0" vert="horz" wrap="square" lIns="36000" tIns="18000" rIns="36000" bIns="18000" anchor="ctr" anchorCtr="0">
+                          <a:noAutofit/>
+                        </wps:bodyPr>
+                      </wps:wsp>
+                      <wps:wsp>
+                        <wps:cNvPr id="602" name="Text 602"/>
+                        <wps:cNvSpPr txBox="1"/>
+                        <wps:spPr>
+                          <a:xfrm>
+                            <a:off x="1891000" y="186000"/>
+                            <a:ext cx="1798000" cy="434000"/>
+                          </a:xfrm>
+                          <a:prstGeom prst="rect">
+                            <a:avLst/>
+                          </a:prstGeom>
+                          <a:solidFill>
+                            <a:srgbClr val="FFFFFF"/>
+                          </a:solidFill>
+                          <a:ln w="19050">
+                            <a:solidFill>
+                              <a:srgbClr val="000000"/>
+                            </a:solidFill>
+                          </a:ln>
+                        </wps:spPr>
+                        <wps:txbx>
+                          <w:txbxContent>
+                            <w:p>
+                              <w:pPr>
+                                <w:spacing w:before="0" w:after="0" w:line="240" w:lineRule="auto"/>
+                                <w:jc w:val="center"/>
+                              </w:pPr>
+                              <w:r>
+                                <w:rPr>
+                                  <w:rFonts w:ascii="Times New Roman" w:hAnsi="Times New Roman" w:cs="Times New Roman" w:eastAsia="바탕"/>
+                                  <w:b/>
+                                  <w:sz w:val="20"/>
+                                  <w:szCs w:val="20"/>
+                                </w:rPr>
+                                <w:t xml:space="preserve">통증 개념 지식</w:t>
+                              </w:r>
+                            </w:p>
+                          </w:txbxContent>
+                        </wps:txbx>
+                        <wps:bodyPr rot="0" vert="horz" wrap="square" lIns="36000" tIns="18000" rIns="36000" bIns="18000" anchor="ctr" anchorCtr="0">
+                          <a:noAutofit/>
+                        </wps:bodyPr>
+                      </wps:wsp>
+                      <wps:wsp>
+                        <wps:cNvPr id="603" name="Text 603"/>
+                        <wps:cNvSpPr txBox="1"/>
+                        <wps:spPr>
+                          <a:xfrm>
+                            <a:off x="3720000" y="1426000"/>
+                            <a:ext cx="1798000" cy="434000"/>
+                          </a:xfrm>
+                          <a:prstGeom prst="rect">
+                            <a:avLst/>
+                          </a:prstGeom>
+                          <a:solidFill>
+                            <a:srgbClr val="FFFFFF"/>
+                          </a:solidFill>
+                          <a:ln w="19050">
+                            <a:solidFill>
+                              <a:srgbClr val="000000"/>
+                            </a:solidFill>
+                          </a:ln>
+                        </wps:spPr>
+                        <wps:txbx>
+                          <w:txbxContent>
+                            <w:p>
+                              <w:pPr>
+                                <w:spacing w:before="0" w:after="0" w:line="240" w:lineRule="auto"/>
+                                <w:jc w:val="center"/>
+                              </w:pPr>
+                              <w:r>
+                                <w:rPr>
+                                  <w:rFonts w:ascii="Times New Roman" w:hAnsi="Times New Roman" w:cs="Times New Roman" w:eastAsia="바탕"/>
+                                  <w:b/>
+                                  <w:sz w:val="20"/>
+                                  <w:szCs w:val="20"/>
+                                </w:rPr>
+                                <w:t xml:space="preserve">신체활동 자기조절</w:t>
+                              </w:r>
+                            </w:p>
+                          </w:txbxContent>
+                        </wps:txbx>
+                        <wps:bodyPr rot="0" vert="horz" wrap="square" lIns="36000" tIns="18000" rIns="36000" bIns="18000" anchor="ctr" anchorCtr="0">
+                          <a:noAutofit/>
+                        </wps:bodyPr>
+                      </wps:wsp>
+                      <wps:wsp>
+                        <wps:cNvPr id="604" name="Arrow 604"/>
+                        <wps:cNvCnPr/>
+                        <wps:spPr>
+                          <a:xfrm flipV="1">
+                            <a:off x="1178000" y="632400"/>
+                            <a:ext cx="1054000" cy="793600"/>
+                          </a:xfrm>
+                          <a:prstGeom prst="straightConnector1">
+                            <a:avLst/>
+                          </a:prstGeom>
+                          <a:ln w="19050">
+                            <a:solidFill>
+                              <a:srgbClr val="000000"/>
+                            </a:solidFill>
+                            <a:tailEnd type="triangle" w="med" len="med"/>
+                          </a:ln>
+                        </wps:spPr>
+                        <wps:bodyPr/>
+                      </wps:wsp>
+                      <wps:wsp>
+                        <wps:cNvPr id="605" name="Arrow 605"/>
+                        <wps:cNvCnPr/>
+                        <wps:spPr>
+                          <a:xfrm>
+                            <a:off x="3348000" y="632400"/>
+                            <a:ext cx="1054000" cy="781200"/>
+                          </a:xfrm>
+                          <a:prstGeom prst="straightConnector1">
+                            <a:avLst/>
+                          </a:prstGeom>
+                          <a:ln w="19050">
+                            <a:solidFill>
+                              <a:srgbClr val="000000"/>
+                            </a:solidFill>
+                            <a:tailEnd type="triangle" w="med" len="med"/>
+                          </a:ln>
+                        </wps:spPr>
+                        <wps:bodyPr/>
+                      </wps:wsp>
+                      <wps:wsp>
+                        <wps:cNvPr id="606" name="Arrow 606"/>
+                        <wps:cNvCnPr/>
+                        <wps:spPr>
+                          <a:xfrm>
+                            <a:off x="1860000" y="1643000"/>
+                            <a:ext cx="1860000" cy="0"/>
+                          </a:xfrm>
+                          <a:prstGeom prst="straightConnector1">
+                            <a:avLst/>
+                          </a:prstGeom>
+                          <a:ln w="19050">
+                            <a:solidFill>
+                              <a:srgbClr val="000000"/>
+                            </a:solidFill>
+                            <a:tailEnd type="triangle" w="med" len="med"/>
+                          </a:ln>
+                        </wps:spPr>
+                        <wps:bodyPr/>
+                      </wps:wsp>
+                      <wps:wsp>
+                        <wps:cNvPr id="607" name="Text 607"/>
+                        <wps:cNvSpPr txBox="1"/>
+                        <wps:spPr>
+                          <a:xfrm>
+                            <a:off x="341000" y="818400"/>
+                            <a:ext cx="1674000" cy="210800"/>
+                          </a:xfrm>
+                          <a:prstGeom prst="rect">
+                            <a:avLst/>
+                          </a:prstGeom>
+                          <a:noFill/>
+                          <a:ln>
+                            <a:noFill/>
+                          </a:ln>
+                        </wps:spPr>
+                        <wps:txbx>
+                          <w:txbxContent>
+                            <w:p>
+                              <w:pPr>
+                                <w:spacing w:before="0" w:after="0" w:line="240" w:lineRule="auto"/>
+                                <w:jc w:val="center"/>
+                              </w:pPr>
+                              <w:r>
+                                <w:rPr>
+                                  <w:rFonts w:ascii="Times New Roman" w:hAnsi="Times New Roman" w:cs="Times New Roman" w:eastAsia="바탕"/>
+                                  <w:i/>
+                                  <w:sz w:val="19"/>
+                                  <w:szCs w:val="19"/>
+                                </w:rPr>
+                                <w:t xml:space="preserve">a</w:t>
+                              </w:r>
+                              <w:r>
+                                <w:rPr>
+                                  <w:rFonts w:ascii="Times New Roman" w:hAnsi="Times New Roman" w:cs="Times New Roman" w:eastAsia="바탕"/>
+                                  <w:sz w:val="19"/>
+                                  <w:szCs w:val="19"/>
+                                </w:rPr>
+                                <w:t xml:space="preserve"> = .023 (.018)</w:t>
+                              </w:r>
+                            </w:p>
+                          </w:txbxContent>
+                        </wps:txbx>
+                        <wps:bodyPr rot="0" vert="horz" wrap="square" lIns="36000" tIns="18000" rIns="36000" bIns="18000" anchor="ctr" anchorCtr="0">
+                          <a:noAutofit/>
+                        </wps:bodyPr>
+                      </wps:wsp>
+                      <wps:wsp>
+                        <wps:cNvPr id="608" name="Text 608"/>
+                        <wps:cNvSpPr txBox="1"/>
+                        <wps:spPr>
+                          <a:xfrm>
+                            <a:off x="3565000" y="818400"/>
+                            <a:ext cx="1674000" cy="210800"/>
+                          </a:xfrm>
+                          <a:prstGeom prst="rect">
+                            <a:avLst/>
+                          </a:prstGeom>
+                          <a:noFill/>
+                          <a:ln>
+                            <a:noFill/>
+                          </a:ln>
+                        </wps:spPr>
+                        <wps:txbx>
+                          <w:txbxContent>
+                            <w:p>
+                              <w:pPr>
+                                <w:spacing w:before="0" w:after="0" w:line="240" w:lineRule="auto"/>
+                                <w:jc w:val="center"/>
+                              </w:pPr>
+                              <w:r>
+                                <w:rPr>
+                                  <w:rFonts w:ascii="Times New Roman" w:hAnsi="Times New Roman" w:cs="Times New Roman" w:eastAsia="바탕"/>
+                                  <w:i/>
+                                  <w:sz w:val="19"/>
+                                  <w:szCs w:val="19"/>
+                                </w:rPr>
+                                <w:t xml:space="preserve">b</w:t>
+                              </w:r>
+                              <w:r>
+                                <w:rPr>
+                                  <w:rFonts w:ascii="Times New Roman" w:hAnsi="Times New Roman" w:cs="Times New Roman" w:eastAsia="바탕"/>
+                                  <w:sz w:val="19"/>
+                                  <w:szCs w:val="19"/>
+                                </w:rPr>
+                                <w:t xml:space="preserve"> = .435** (.423**)</w:t>
+                              </w:r>
+                            </w:p>
+                          </w:txbxContent>
+                        </wps:txbx>
+                        <wps:bodyPr rot="0" vert="horz" wrap="square" lIns="36000" tIns="18000" rIns="36000" bIns="18000" anchor="ctr" anchorCtr="0">
+                          <a:noAutofit/>
+                        </wps:bodyPr>
+                      </wps:wsp>
+                      <wps:wsp>
+                        <wps:cNvPr id="609" name="Text 609"/>
+                        <wps:cNvSpPr txBox="1"/>
+                        <wps:spPr>
+                          <a:xfrm>
+                            <a:off x="1860000" y="1419800"/>
+                            <a:ext cx="1860000" cy="210800"/>
+                          </a:xfrm>
+                          <a:prstGeom prst="rect">
+                            <a:avLst/>
+                          </a:prstGeom>
+                          <a:noFill/>
+                          <a:ln>
+                            <a:noFill/>
+                          </a:ln>
+                        </wps:spPr>
+                        <wps:txbx>
+                          <w:txbxContent>
+                            <w:p>
+                              <w:pPr>
+                                <w:spacing w:before="0" w:after="0" w:line="240" w:lineRule="auto"/>
+                                <w:jc w:val="center"/>
+                              </w:pPr>
+                              <w:r>
+                                <w:rPr>
+                                  <w:rFonts w:ascii="Times New Roman" w:hAnsi="Times New Roman" w:cs="Times New Roman" w:eastAsia="바탕"/>
+                                  <w:i/>
+                                  <w:sz w:val="19"/>
+                                  <w:szCs w:val="19"/>
+                                </w:rPr>
+                                <w:t xml:space="preserve">c</w:t>
+                              </w:r>
+                              <w:r>
+                                <w:rPr>
+                                  <w:rFonts w:ascii="Times New Roman" w:hAnsi="Times New Roman" w:cs="Times New Roman" w:eastAsia="바탕"/>
+                                  <w:sz w:val="19"/>
+                                  <w:szCs w:val="19"/>
+                                </w:rPr>
+                                <w:t xml:space="preserve">′ = .068** (.069**)</w:t>
+                              </w:r>
+                            </w:p>
+                          </w:txbxContent>
+                        </wps:txbx>
+                        <wps:bodyPr rot="0" vert="horz" wrap="square" lIns="36000" tIns="18000" rIns="36000" bIns="18000" anchor="ctr" anchorCtr="0">
+                          <a:noAutofit/>
+                        </wps:bodyPr>
+                      </wps:wsp>
+                      <wps:wsp>
+                        <wps:cNvPr id="610" name="Text 610"/>
+                        <wps:cNvSpPr txBox="1"/>
+                        <wps:spPr>
+                          <a:xfrm>
+                            <a:off x="1860000" y="1661600"/>
+                            <a:ext cx="1860000" cy="210800"/>
+                          </a:xfrm>
+                          <a:prstGeom prst="rect">
+                            <a:avLst/>
+                          </a:prstGeom>
+                          <a:noFill/>
+                          <a:ln>
+                            <a:noFill/>
+                          </a:ln>
+                        </wps:spPr>
+                        <wps:txbx>
+                          <w:txbxContent>
+                            <w:p>
+                              <w:pPr>
+                                <w:spacing w:before="0" w:after="0" w:line="240" w:lineRule="auto"/>
+                                <w:jc w:val="center"/>
+                              </w:pPr>
+                              <w:r>
+                                <w:rPr>
+                                  <w:rFonts w:ascii="Times New Roman" w:hAnsi="Times New Roman" w:cs="Times New Roman" w:eastAsia="바탕"/>
+                                  <w:i/>
+                                  <w:sz w:val="19"/>
+                                  <w:szCs w:val="19"/>
+                                </w:rPr>
+                                <w:t xml:space="preserve">c</w:t>
+                              </w:r>
+                              <w:r>
+                                <w:rPr>
+                                  <w:rFonts w:ascii="Times New Roman" w:hAnsi="Times New Roman" w:cs="Times New Roman" w:eastAsia="바탕"/>
+                                  <w:sz w:val="19"/>
+                                  <w:szCs w:val="19"/>
+                                </w:rPr>
+                                <w:t xml:space="preserve"> = .078*** (.076**)</w:t>
+                              </w:r>
+                            </w:p>
+                          </w:txbxContent>
+                        </wps:txbx>
+                        <wps:bodyPr rot="0" vert="horz" wrap="square" lIns="36000" tIns="18000" rIns="36000" bIns="18000" anchor="ctr" anchorCtr="0">
+                          <a:noAutofit/>
+                        </wps:bodyPr>
+                      </wps:wsp>
+                    </wpg:wgp>
+                  </a:graphicData>
+                </a:graphic>
+              </wp:inline>
+            </w:drawing>
+          </mc:Choice>
+        </mc:AlternateContent>
       </w:r>
     </w:p>
     <w:p>
